--- a/PRP申請書類 自動転記ツール/99_data/テンプレート/2種関節系PRP/4.5 再生医療等を受けられる患者様に対する説明書（2種）.docx
+++ b/PRP申請書類 自動転記ツール/99_data/テンプレート/2種関節系PRP/4.5 再生医療等を受けられる患者様に対する説明書（2種）.docx
@@ -525,7 +525,25 @@
                 <w:sz w:val="24"/>
                 <w:szCs w:val="24"/>
               </w:rPr>
-              <w:t>{{開設者（診療所開設届上）※医療法人でない場合}}</w:t>
+              <w:t>{{</w:t>
+            </w:r>
+            <w:r>
+              <w:rPr>
+                <w:rFonts w:ascii="HG丸ｺﾞｼｯｸM-PRO" w:eastAsia="HG丸ｺﾞｼｯｸM-PRO" w:hAnsi="HG丸ｺﾞｼｯｸM-PRO" w:cs="Meiryo UI" w:hint="eastAsia"/>
+                <w:color w:val="00B050"/>
+                <w:sz w:val="24"/>
+                <w:szCs w:val="24"/>
+              </w:rPr>
+              <w:t>管理者（院長/病院長）</w:t>
+            </w:r>
+            <w:r>
+              <w:rPr>
+                <w:rFonts w:ascii="HG丸ｺﾞｼｯｸM-PRO" w:eastAsia="HG丸ｺﾞｼｯｸM-PRO" w:hAnsi="HG丸ｺﾞｼｯｸM-PRO" w:cs="Meiryo UI" w:hint="eastAsia"/>
+                <w:color w:val="00B050"/>
+                <w:sz w:val="24"/>
+                <w:szCs w:val="24"/>
+              </w:rPr>
+              <w:t>}}</w:t>
             </w:r>
           </w:p>
         </w:tc>
@@ -582,7 +600,34 @@
                 <w:sz w:val="24"/>
                 <w:szCs w:val="24"/>
               </w:rPr>
-              <w:t>{{開設者（診療所開設届上）※医療法人でない場合}}</w:t>
+              <w:t>{{</w:t>
+            </w:r>
+            <w:r>
+              <w:rPr>
+                <w:rFonts w:ascii="HG丸ｺﾞｼｯｸM-PRO" w:eastAsia="HG丸ｺﾞｼｯｸM-PRO" w:hAnsi="HG丸ｺﾞｼｯｸM-PRO" w:cs="Meiryo UI" w:hint="eastAsia"/>
+                <w:color w:val="00B050"/>
+                <w:sz w:val="24"/>
+                <w:szCs w:val="24"/>
+              </w:rPr>
+              <w:t>再生医療/実施責任者の連絡先</w:t>
+            </w:r>
+            <w:r>
+              <w:rPr>
+                <w:rFonts w:ascii="HG丸ｺﾞｼｯｸM-PRO" w:eastAsia="HG丸ｺﾞｼｯｸM-PRO" w:hAnsi="HG丸ｺﾞｼｯｸM-PRO" w:cs="Meiryo UI" w:hint="eastAsia"/>
+                <w:color w:val="00B050"/>
+                <w:sz w:val="24"/>
+                <w:szCs w:val="24"/>
+              </w:rPr>
+              <w:t>:氏名</w:t>
+            </w:r>
+            <w:r>
+              <w:rPr>
+                <w:rFonts w:ascii="HG丸ｺﾞｼｯｸM-PRO" w:eastAsia="HG丸ｺﾞｼｯｸM-PRO" w:hAnsi="HG丸ｺﾞｼｯｸM-PRO" w:cs="Meiryo UI" w:hint="eastAsia"/>
+                <w:color w:val="00B050"/>
+                <w:sz w:val="24"/>
+                <w:szCs w:val="24"/>
+              </w:rPr>
+              <w:t>}}</w:t>
             </w:r>
           </w:p>
         </w:tc>
@@ -706,65 +751,61 @@
                 <w:sz w:val="24"/>
                 <w:szCs w:val="24"/>
               </w:rPr>
-              <w:t>{{開設者（診療所開設届上）※医療法人でない場合}}</w:t>
+              <w:t>{{</w:t>
+            </w:r>
+            <w:r>
+              <w:rPr>
+                <w:rFonts w:ascii="HG丸ｺﾞｼｯｸM-PRO" w:eastAsia="HG丸ｺﾞｼｯｸM-PRO" w:hAnsi="HG丸ｺﾞｼｯｸM-PRO" w:cs="Meiryo UI" w:hint="eastAsia"/>
+                <w:color w:val="00B050"/>
+                <w:sz w:val="24"/>
+                <w:szCs w:val="24"/>
+              </w:rPr>
+              <w:t>再生医療を行う医師の役職・氏名</w:t>
+            </w:r>
+            <w:r>
+              <w:rPr>
+                <w:rFonts w:ascii="HG丸ｺﾞｼｯｸM-PRO" w:eastAsia="HG丸ｺﾞｼｯｸM-PRO" w:hAnsi="HG丸ｺﾞｼｯｸM-PRO" w:cs="Meiryo UI" w:hint="eastAsia"/>
+                <w:color w:val="00B050"/>
+                <w:sz w:val="24"/>
+                <w:szCs w:val="24"/>
+              </w:rPr>
+              <w:t>;</w:t>
+            </w:r>
+            <w:r>
+              <w:rPr>
+                <w:rFonts w:ascii="HG丸ｺﾞｼｯｸM-PRO" w:eastAsia="HG丸ｺﾞｼｯｸM-PRO" w:hAnsi="HG丸ｺﾞｼｯｸM-PRO" w:cs="Meiryo UI" w:hint="eastAsia"/>
+                <w:color w:val="00B050"/>
+                <w:sz w:val="24"/>
+                <w:szCs w:val="24"/>
+              </w:rPr>
+              <w:t xml:space="preserve"> 氏名</w:t>
+            </w:r>
+            <w:r>
+              <w:rPr>
+                <w:rFonts w:ascii="HG丸ｺﾞｼｯｸM-PRO" w:eastAsia="HG丸ｺﾞｼｯｸM-PRO" w:hAnsi="HG丸ｺﾞｼｯｸM-PRO" w:cs="Meiryo UI" w:hint="eastAsia"/>
+                <w:color w:val="00B050"/>
+                <w:sz w:val="24"/>
+                <w:szCs w:val="24"/>
+              </w:rPr>
+              <w:t>1</w:t>
+            </w:r>
+            <w:r>
+              <w:rPr>
+                <w:rFonts w:ascii="HG丸ｺﾞｼｯｸM-PRO" w:eastAsia="HG丸ｺﾞｼｯｸM-PRO" w:hAnsi="HG丸ｺﾞｼｯｸM-PRO" w:cs="Meiryo UI" w:hint="eastAsia"/>
+                <w:color w:val="00B050"/>
+                <w:sz w:val="24"/>
+                <w:szCs w:val="24"/>
+              </w:rPr>
+              <w:t>}}</w:t>
             </w:r>
           </w:p>
         </w:tc>
       </w:tr>
     </w:tbl>
     <w:p>
-      <w:pPr>
-        <w:spacing w:line="320" w:lineRule="exact"/>
-        <w:rPr>
-          <w:rFonts w:ascii="メイリオ" w:eastAsia="HG丸ｺﾞｼｯｸM-PRO" w:hAnsi="メイリオ" w:cs="Meiryo UI"/>
-          <w:sz w:val="28"/>
-        </w:rPr>
-      </w:pPr>
-    </w:p>
-    <w:p>
-      <w:pPr>
-        <w:spacing w:line="320" w:lineRule="exact"/>
-        <w:rPr>
-          <w:rFonts w:ascii="メイリオ" w:eastAsia="HG丸ｺﾞｼｯｸM-PRO" w:hAnsi="メイリオ" w:cs="Meiryo UI"/>
-          <w:sz w:val="28"/>
-        </w:rPr>
-      </w:pPr>
-    </w:p>
-    <w:p>
-      <w:pPr>
-        <w:spacing w:line="320" w:lineRule="exact"/>
-        <w:rPr>
-          <w:rFonts w:ascii="メイリオ" w:eastAsia="HG丸ｺﾞｼｯｸM-PRO" w:hAnsi="メイリオ" w:cs="Meiryo UI"/>
-          <w:sz w:val="28"/>
-        </w:rPr>
-      </w:pPr>
-    </w:p>
-    <w:p>
-      <w:pPr>
-        <w:spacing w:line="320" w:lineRule="exact"/>
-        <w:rPr>
-          <w:rFonts w:ascii="メイリオ" w:eastAsia="HG丸ｺﾞｼｯｸM-PRO" w:hAnsi="メイリオ" w:cs="Meiryo UI"/>
-          <w:sz w:val="28"/>
-        </w:rPr>
-      </w:pPr>
-    </w:p>
-    <w:p>
-      <w:pPr>
-        <w:spacing w:line="320" w:lineRule="exact"/>
-        <w:rPr>
-          <w:rFonts w:ascii="メイリオ" w:eastAsia="HG丸ｺﾞｼｯｸM-PRO" w:hAnsi="メイリオ" w:cs="Meiryo UI"/>
-          <w:sz w:val="28"/>
-        </w:rPr>
-      </w:pPr>
-    </w:p>
-    <w:p>
-      <w:pPr>
-        <w:spacing w:line="320" w:lineRule="exact"/>
-        <w:rPr>
-          <w:rFonts w:ascii="メイリオ" w:eastAsia="HG丸ｺﾞｼｯｸM-PRO" w:hAnsi="メイリオ" w:cs="Meiryo UI"/>
-          <w:sz w:val="28"/>
-        </w:rPr>
-      </w:pPr>
+      <w:r>
+        <w:br w:type="page"/>
+      </w:r>
     </w:p>
     <w:tbl>
       <w:tblPr>
@@ -802,6 +843,7 @@
                 <w:sz w:val="24"/>
                 <w:szCs w:val="24"/>
               </w:rPr>
+              <w:lastRenderedPageBreak/>
               <w:br w:type="page"/>
             </w:r>
             <w:r>
@@ -1484,65 +1526,21 @@
     </w:p>
     <w:p>
       <w:pPr>
-        <w:spacing w:line="320" w:lineRule="exact"/>
-        <w:ind w:firstLineChars="100" w:firstLine="220"/>
+        <w:widowControl/>
+        <w:jc w:val="left"/>
+        <w:rPr>
+          <w:rFonts w:ascii="HG丸ｺﾞｼｯｸM-PRO" w:eastAsia="HG丸ｺﾞｼｯｸM-PRO" w:hAnsi="Arial" w:cs="Meiryo UI" w:hint="eastAsia"/>
+          <w:color w:val="000000" w:themeColor="text1"/>
+        </w:rPr>
+      </w:pPr>
+    </w:p>
+    <w:p>
+      <w:pPr>
+        <w:widowControl/>
+        <w:jc w:val="left"/>
         <w:rPr>
           <w:rFonts w:ascii="HG丸ｺﾞｼｯｸM-PRO" w:eastAsia="HG丸ｺﾞｼｯｸM-PRO" w:hAnsi="Arial" w:cs="Meiryo UI"/>
           <w:color w:val="000000" w:themeColor="text1"/>
-        </w:rPr>
-      </w:pPr>
-    </w:p>
-    <w:p>
-      <w:pPr>
-        <w:spacing w:line="320" w:lineRule="exact"/>
-        <w:ind w:firstLineChars="100" w:firstLine="220"/>
-        <w:rPr>
-          <w:rFonts w:ascii="HG丸ｺﾞｼｯｸM-PRO" w:eastAsia="HG丸ｺﾞｼｯｸM-PRO" w:hAnsi="Arial" w:cs="Meiryo UI"/>
-          <w:color w:val="000000" w:themeColor="text1"/>
-        </w:rPr>
-      </w:pPr>
-    </w:p>
-    <w:p>
-      <w:pPr>
-        <w:spacing w:line="320" w:lineRule="exact"/>
-        <w:ind w:firstLineChars="100" w:firstLine="220"/>
-        <w:rPr>
-          <w:rFonts w:ascii="HG丸ｺﾞｼｯｸM-PRO" w:eastAsia="HG丸ｺﾞｼｯｸM-PRO" w:hAnsi="Arial" w:cs="Meiryo UI"/>
-          <w:color w:val="000000" w:themeColor="text1"/>
-        </w:rPr>
-      </w:pPr>
-    </w:p>
-    <w:p>
-      <w:pPr>
-        <w:spacing w:line="320" w:lineRule="exact"/>
-        <w:ind w:firstLineChars="100" w:firstLine="220"/>
-        <w:rPr>
-          <w:rFonts w:ascii="HG丸ｺﾞｼｯｸM-PRO" w:eastAsia="HG丸ｺﾞｼｯｸM-PRO" w:hAnsi="Arial" w:cs="Meiryo UI"/>
-          <w:color w:val="000000" w:themeColor="text1"/>
-        </w:rPr>
-      </w:pPr>
-    </w:p>
-    <w:p>
-      <w:pPr>
-        <w:spacing w:line="320" w:lineRule="exact"/>
-        <w:ind w:firstLineChars="100" w:firstLine="220"/>
-        <w:rPr>
-          <w:rFonts w:ascii="HG丸ｺﾞｼｯｸM-PRO" w:eastAsia="HG丸ｺﾞｼｯｸM-PRO" w:hAnsi="Arial" w:cs="Meiryo UI"/>
-          <w:color w:val="000000" w:themeColor="text1"/>
-        </w:rPr>
-      </w:pPr>
-    </w:p>
-    <w:p>
-      <w:pPr>
-        <w:tabs>
-          <w:tab w:val="right" w:pos="9070"/>
-        </w:tabs>
-        <w:spacing w:line="320" w:lineRule="exact"/>
-        <w:ind w:right="-2"/>
-        <w:rPr>
-          <w:rFonts w:ascii="HG丸ｺﾞｼｯｸM-PRO" w:eastAsia="HG丸ｺﾞｼｯｸM-PRO" w:hAnsi="Arial" w:cs="Meiryo UI"/>
-          <w:color w:val="000000" w:themeColor="text1"/>
-          <w:u w:val="thick"/>
         </w:rPr>
       </w:pPr>
       <w:r>
@@ -1577,6 +1575,7 @@
           <w:rFonts w:ascii="HG丸ｺﾞｼｯｸM-PRO" w:eastAsia="HG丸ｺﾞｼｯｸM-PRO" w:hAnsi="HG丸ｺﾞｼｯｸM-PRO" w:cs="Arial" w:hint="eastAsia"/>
           <w:kern w:val="0"/>
         </w:rPr>
+        <w:lastRenderedPageBreak/>
         <w:t>損傷した組織</w:t>
       </w:r>
       <w:r>
@@ -2231,7 +2230,6 @@
         <w:rPr>
           <w:rFonts w:ascii="HG丸ｺﾞｼｯｸM-PRO" w:eastAsia="HG丸ｺﾞｼｯｸM-PRO" w:hAnsi="HG丸ｺﾞｼｯｸM-PRO" w:cs="Century" w:hint="eastAsia"/>
         </w:rPr>
-        <w:lastRenderedPageBreak/>
         <w:t xml:space="preserve">※　</w:t>
       </w:r>
       <w:r>
@@ -2296,6 +2294,7 @@
         <w:rPr>
           <w:rFonts w:ascii="HG丸ｺﾞｼｯｸM-PRO" w:eastAsia="HG丸ｺﾞｼｯｸM-PRO" w:hAnsi="HG丸ｺﾞｼｯｸM-PRO" w:cs="Century" w:hint="eastAsia"/>
         </w:rPr>
+        <w:lastRenderedPageBreak/>
         <w:t xml:space="preserve">※　</w:t>
       </w:r>
       <w:r>
@@ -2833,7 +2832,6 @@
           <w:sz w:val="24"/>
           <w:szCs w:val="24"/>
         </w:rPr>
-        <w:lastRenderedPageBreak/>
         <w:t>関節腔内に注入されるとクッションのような働きをし、痛みを和らげる効果があります。</w:t>
       </w:r>
     </w:p>
@@ -2914,6 +2912,7 @@
           <w:sz w:val="24"/>
           <w:szCs w:val="24"/>
         </w:rPr>
+        <w:lastRenderedPageBreak/>
         <w:t>しかしながら、PRP療法のような組織の修復を早める作用はありません。</w:t>
       </w:r>
     </w:p>
@@ -3784,8 +3783,6 @@
           <w:color w:val="00B050"/>
         </w:rPr>
       </w:pPr>
-      <w:bookmarkStart w:id="1" w:name="_GoBack"/>
-      <w:bookmarkEnd w:id="1"/>
       <w:r>
         <w:rPr>
           <w:color w:val="00B050"/>
@@ -3872,7 +3869,6 @@
         <w:rPr>
           <w:rFonts w:ascii="HG丸ｺﾞｼｯｸM-PRO" w:eastAsia="HG丸ｺﾞｼｯｸM-PRO" w:hAnsi="HG丸ｺﾞｼｯｸM-PRO" w:cs="Century" w:hint="eastAsia"/>
         </w:rPr>
-        <w:lastRenderedPageBreak/>
         <w:t>※</w:t>
       </w:r>
       <w:r>
@@ -3985,6 +3981,7 @@
           <w:rFonts w:ascii="HG丸ｺﾞｼｯｸM-PRO" w:eastAsia="HG丸ｺﾞｼｯｸM-PRO" w:hAnsi="HG丸ｺﾞｼｯｸM-PRO" w:hint="eastAsia"/>
           <w:color w:val="000000"/>
         </w:rPr>
+        <w:lastRenderedPageBreak/>
         <w:t>ご不明な点は医師・スタッフにお尋ねください。</w:t>
       </w:r>
       <w:bookmarkEnd w:id="0"/>
@@ -4701,6 +4698,7 @@
           <w:rFonts w:ascii="HG丸ｺﾞｼｯｸM-PRO" w:eastAsia="HG丸ｺﾞｼｯｸM-PRO" w:hAnsi="Arial" w:cs="Meiryo UI" w:hint="eastAsia"/>
           <w:color w:val="000000" w:themeColor="text1"/>
         </w:rPr>
+        <w:lastRenderedPageBreak/>
         <w:t>当該治療技術は、遺伝的特徴に関する知見を得られるような検査は行いません。また、細胞加工工程において遺伝的素因が確認されるような手技はありません。</w:t>
       </w:r>
     </w:p>
@@ -5329,63 +5327,12 @@
     </w:p>
     <w:p>
       <w:pPr>
+        <w:widowControl/>
         <w:jc w:val="left"/>
-        <w:rPr>
-          <w:rFonts w:ascii="HG丸ｺﾞｼｯｸM-PRO" w:eastAsia="HG丸ｺﾞｼｯｸM-PRO" w:hAnsi="HG丸ｺﾞｼｯｸM-PRO"/>
-          <w:color w:val="00B050"/>
-          <w:sz w:val="24"/>
-          <w:szCs w:val="24"/>
-          <w:lang w:eastAsia="zh-TW"/>
-        </w:rPr>
-      </w:pPr>
-    </w:p>
-    <w:p>
-      <w:pPr>
-        <w:jc w:val="left"/>
-        <w:rPr>
-          <w:rFonts w:ascii="HG丸ｺﾞｼｯｸM-PRO" w:eastAsia="HG丸ｺﾞｼｯｸM-PRO" w:hAnsi="HG丸ｺﾞｼｯｸM-PRO"/>
-          <w:color w:val="00B050"/>
-          <w:sz w:val="24"/>
-          <w:szCs w:val="24"/>
-          <w:lang w:eastAsia="zh-TW"/>
-        </w:rPr>
-      </w:pPr>
-    </w:p>
-    <w:p>
-      <w:pPr>
-        <w:jc w:val="left"/>
-        <w:rPr>
-          <w:rFonts w:ascii="HG丸ｺﾞｼｯｸM-PRO" w:eastAsia="HG丸ｺﾞｼｯｸM-PRO" w:hAnsi="HG丸ｺﾞｼｯｸM-PRO"/>
-          <w:color w:val="00B050"/>
-          <w:sz w:val="24"/>
-          <w:szCs w:val="24"/>
-          <w:lang w:eastAsia="zh-TW"/>
-        </w:rPr>
-      </w:pPr>
-    </w:p>
-    <w:p>
-      <w:pPr>
-        <w:jc w:val="left"/>
-        <w:rPr>
-          <w:rFonts w:ascii="HG丸ｺﾞｼｯｸM-PRO" w:eastAsia="HG丸ｺﾞｼｯｸM-PRO" w:hAnsi="HG丸ｺﾞｼｯｸM-PRO"/>
-          <w:color w:val="00B050"/>
-          <w:sz w:val="24"/>
-          <w:szCs w:val="24"/>
-          <w:lang w:eastAsia="zh-TW"/>
-        </w:rPr>
-      </w:pPr>
-    </w:p>
-    <w:p>
-      <w:pPr>
-        <w:jc w:val="left"/>
-        <w:rPr>
-          <w:rFonts w:ascii="HG丸ｺﾞｼｯｸM-PRO" w:eastAsia="HG丸ｺﾞｼｯｸM-PRO" w:hAnsi="HG丸ｺﾞｼｯｸM-PRO"/>
-          <w:color w:val="00B050"/>
-          <w:sz w:val="24"/>
-          <w:szCs w:val="24"/>
-          <w:lang w:eastAsia="zh-TW"/>
-        </w:rPr>
-      </w:pPr>
+      </w:pPr>
+      <w:r>
+        <w:br w:type="page"/>
+      </w:r>
     </w:p>
     <w:p>
       <w:pPr>
@@ -5398,6 +5345,7 @@
         </w:rPr>
       </w:pPr>
       <w:r>
+        <w:lastRenderedPageBreak/>
         <w:t xml:space="preserve">　患者様記入欄</w:t>
       </w:r>
     </w:p>
@@ -6429,7 +6377,7 @@
     </w:p>
     <w:p>
       <w:pPr>
-        <w:spacing w:line="320" w:lineRule="exact"/>
+        <w:widowControl/>
         <w:jc w:val="left"/>
         <w:rPr>
           <w:rFonts w:ascii="HG丸ｺﾞｼｯｸM-PRO" w:eastAsia="HG丸ｺﾞｼｯｸM-PRO" w:hAnsi="HG丸ｺﾞｼｯｸM-PRO" w:cs="Meiryo UI"/>
@@ -6440,11 +6388,33 @@
       </w:pPr>
       <w:r>
         <w:rPr>
-          <w:rFonts w:ascii="HG丸ｺﾞｼｯｸM-PRO" w:eastAsia="HG丸ｺﾞｼｯｸM-PRO" w:hAnsi="HG丸ｺﾞｼｯｸM-PRO" w:cs="Meiryo UI" w:hint="eastAsia"/>
+          <w:rFonts w:ascii="HG丸ｺﾞｼｯｸM-PRO" w:eastAsia="HG丸ｺﾞｼｯｸM-PRO" w:hAnsi="HG丸ｺﾞｼｯｸM-PRO" w:cs="Meiryo UI"/>
           <w:sz w:val="24"/>
           <w:szCs w:val="28"/>
           <w:bdr w:val="single" w:sz="4" w:space="0" w:color="auto" w:frame="1"/>
         </w:rPr>
+        <w:br w:type="page"/>
+      </w:r>
+    </w:p>
+    <w:p>
+      <w:pPr>
+        <w:spacing w:line="320" w:lineRule="exact"/>
+        <w:jc w:val="left"/>
+        <w:rPr>
+          <w:rFonts w:ascii="HG丸ｺﾞｼｯｸM-PRO" w:eastAsia="HG丸ｺﾞｼｯｸM-PRO" w:hAnsi="HG丸ｺﾞｼｯｸM-PRO" w:cs="Meiryo UI"/>
+          <w:sz w:val="24"/>
+          <w:szCs w:val="28"/>
+          <w:bdr w:val="single" w:sz="4" w:space="0" w:color="auto" w:frame="1"/>
+        </w:rPr>
+      </w:pPr>
+      <w:r>
+        <w:rPr>
+          <w:rFonts w:ascii="HG丸ｺﾞｼｯｸM-PRO" w:eastAsia="HG丸ｺﾞｼｯｸM-PRO" w:hAnsi="HG丸ｺﾞｼｯｸM-PRO" w:cs="Meiryo UI" w:hint="eastAsia"/>
+          <w:sz w:val="24"/>
+          <w:szCs w:val="28"/>
+          <w:bdr w:val="single" w:sz="4" w:space="0" w:color="auto" w:frame="1"/>
+        </w:rPr>
+        <w:lastRenderedPageBreak/>
         <w:t>院記入欄</w:t>
       </w:r>
     </w:p>
@@ -6627,6 +6597,7 @@
           <w:tab w:val="right" w:pos="7513"/>
         </w:tabs>
         <w:spacing w:line="320" w:lineRule="exact"/>
+        <w:ind w:firstLineChars="1000" w:firstLine="2400"/>
         <w:rPr>
           <w:rFonts w:ascii="HG丸ｺﾞｼｯｸM-PRO" w:eastAsia="HG丸ｺﾞｼｯｸM-PRO" w:hAnsi="HG丸ｺﾞｼｯｸM-PRO" w:cs="Meiryo UI"/>
           <w:sz w:val="28"/>
@@ -7178,7 +7149,7 @@
         <mc:AlternateContent>
           <mc:Choice Requires="wps">
             <w:drawing>
-              <wp:anchor distT="0" distB="0" distL="114300" distR="114300" simplePos="0" relativeHeight="251658240" behindDoc="0" locked="0" layoutInCell="1" allowOverlap="1" wp14:anchorId="1DBC3146" wp14:editId="57BB1B34">
+              <wp:anchor distT="0" distB="0" distL="114300" distR="114300" simplePos="0" relativeHeight="251658240" behindDoc="0" locked="0" layoutInCell="1" allowOverlap="1" wp14:anchorId="536ED4C5" wp14:editId="5DE558EA">
                 <wp:simplePos x="0" y="0"/>
                 <wp:positionH relativeFrom="column">
                   <wp:posOffset>-356235</wp:posOffset>
@@ -7238,7 +7209,7 @@
     </w:p>
     <w:p>
       <w:pPr>
-        <w:spacing w:line="320" w:lineRule="exact"/>
+        <w:widowControl/>
         <w:jc w:val="left"/>
         <w:rPr>
           <w:rFonts w:ascii="Hiragino Kaku Gothic ProN W3" w:eastAsia="Hiragino Kaku Gothic ProN W3" w:hAnsi="Hiragino Kaku Gothic ProN W3" w:cs="Meiryo UI"/>
@@ -7247,18 +7218,15 @@
           <w:bdr w:val="single" w:sz="4" w:space="0" w:color="auto" w:frame="1"/>
         </w:rPr>
       </w:pPr>
-    </w:p>
-    <w:p>
-      <w:pPr>
-        <w:spacing w:line="320" w:lineRule="exact"/>
-        <w:jc w:val="left"/>
+      <w:r>
         <w:rPr>
           <w:rFonts w:ascii="Hiragino Kaku Gothic ProN W3" w:eastAsia="Hiragino Kaku Gothic ProN W3" w:hAnsi="Hiragino Kaku Gothic ProN W3" w:cs="Meiryo UI"/>
           <w:sz w:val="24"/>
           <w:szCs w:val="28"/>
           <w:bdr w:val="single" w:sz="4" w:space="0" w:color="auto" w:frame="1"/>
         </w:rPr>
-      </w:pPr>
+        <w:br w:type="page"/>
+      </w:r>
     </w:p>
     <w:p>
       <w:pPr>
@@ -7278,6 +7246,7 @@
           <w:szCs w:val="28"/>
           <w:bdr w:val="single" w:sz="4" w:space="0" w:color="auto" w:frame="1"/>
         </w:rPr>
+        <w:lastRenderedPageBreak/>
         <w:t>院記入欄</w:t>
       </w:r>
     </w:p>
@@ -7541,6 +7510,7 @@
           <w:tab w:val="right" w:pos="7513"/>
         </w:tabs>
         <w:spacing w:line="320" w:lineRule="exact"/>
+        <w:ind w:firstLineChars="1000" w:firstLine="2400"/>
         <w:rPr>
           <w:rFonts w:ascii="HG丸ｺﾞｼｯｸM-PRO" w:eastAsia="HG丸ｺﾞｼｯｸM-PRO" w:hAnsi="HG丸ｺﾞｼｯｸM-PRO" w:cs="Meiryo UI"/>
           <w:sz w:val="28"/>
@@ -7632,6 +7602,8 @@
           <w:lang w:eastAsia="zh-TW"/>
         </w:rPr>
       </w:pPr>
+      <w:bookmarkStart w:id="1" w:name="_GoBack"/>
+      <w:bookmarkEnd w:id="1"/>
     </w:p>
     <w:p>
       <w:pPr>
